--- a/benchmark/outputs/gold/form_003_C.docx
+++ b/benchmark/outputs/gold/form_003_C.docx
@@ -22,7 +22,7 @@
       </w:pPr>
       <w:r>
         <w:rPr>
-          <w:rFonts w:ascii="Helvetica" w:hAnsi="Helvetica" w:eastAsia="Helvetica"/>
+          <w:rFonts w:ascii="Arial" w:hAnsi="Arial" w:eastAsia="Helvetica"/>
           <w:b/>
           <w:i w:val="0"/>
           <w:color w:val="1E1E23"/>
@@ -42,7 +42,7 @@
       </w:pPr>
       <w:r>
         <w:rPr>
-          <w:rFonts w:ascii="Helvetica" w:hAnsi="Helvetica" w:eastAsia="Helvetica"/>
+          <w:rFonts w:ascii="Arial" w:hAnsi="Arial" w:eastAsia="Helvetica"/>
           <w:b w:val="0"/>
           <w:i w:val="0"/>
           <w:color w:val="72727A"/>
@@ -88,7 +88,7 @@
             </w:pPr>
             <w:r>
               <w:rPr>
-                <w:rFonts w:ascii="Helvetica" w:hAnsi="Helvetica" w:eastAsia="Helvetica"/>
+                <w:rFonts w:ascii="Arial" w:hAnsi="Arial" w:eastAsia="Helvetica"/>
                 <w:b w:val="0"/>
                 <w:i w:val="0"/>
                 <w:color w:val="1E1E23"/>
@@ -120,7 +120,7 @@
             </w:pPr>
             <w:r>
               <w:rPr>
-                <w:rFonts w:ascii="Courier" w:hAnsi="Courier" w:eastAsia="Courier"/>
+                <w:rFonts w:ascii="Courier New" w:hAnsi="Courier New" w:eastAsia="Courier"/>
                 <w:b w:val="0"/>
                 <w:i w:val="0"/>
                 <w:color w:val="263372"/>
@@ -158,7 +158,7 @@
             </w:pPr>
             <w:r>
               <w:rPr>
-                <w:rFonts w:ascii="Helvetica" w:hAnsi="Helvetica" w:eastAsia="Helvetica"/>
+                <w:rFonts w:ascii="Arial" w:hAnsi="Arial" w:eastAsia="Helvetica"/>
                 <w:b w:val="0"/>
                 <w:i w:val="0"/>
                 <w:color w:val="1E1E23"/>
@@ -191,7 +191,7 @@
             </w:pPr>
             <w:r>
               <w:rPr>
-                <w:rFonts w:ascii="Courier" w:hAnsi="Courier" w:eastAsia="Courier"/>
+                <w:rFonts w:ascii="Courier New" w:hAnsi="Courier New" w:eastAsia="Courier"/>
                 <w:b w:val="0"/>
                 <w:i w:val="0"/>
                 <w:color w:val="263372"/>
@@ -229,7 +229,7 @@
             </w:pPr>
             <w:r>
               <w:rPr>
-                <w:rFonts w:ascii="Helvetica" w:hAnsi="Helvetica" w:eastAsia="Helvetica"/>
+                <w:rFonts w:ascii="Arial" w:hAnsi="Arial" w:eastAsia="Helvetica"/>
                 <w:b w:val="0"/>
                 <w:i w:val="0"/>
                 <w:color w:val="1E1E23"/>
@@ -262,7 +262,7 @@
             </w:pPr>
             <w:r>
               <w:rPr>
-                <w:rFonts w:ascii="Courier" w:hAnsi="Courier" w:eastAsia="Courier"/>
+                <w:rFonts w:ascii="Courier New" w:hAnsi="Courier New" w:eastAsia="Courier"/>
                 <w:b w:val="0"/>
                 <w:i w:val="0"/>
                 <w:color w:val="263372"/>
@@ -300,7 +300,7 @@
             </w:pPr>
             <w:r>
               <w:rPr>
-                <w:rFonts w:ascii="Helvetica" w:hAnsi="Helvetica" w:eastAsia="Helvetica"/>
+                <w:rFonts w:ascii="Arial" w:hAnsi="Arial" w:eastAsia="Helvetica"/>
                 <w:b w:val="0"/>
                 <w:i w:val="0"/>
                 <w:color w:val="1E1E23"/>
@@ -333,7 +333,7 @@
             </w:pPr>
             <w:r>
               <w:rPr>
-                <w:rFonts w:ascii="Courier" w:hAnsi="Courier" w:eastAsia="Courier"/>
+                <w:rFonts w:ascii="Courier New" w:hAnsi="Courier New" w:eastAsia="Courier"/>
                 <w:b w:val="0"/>
                 <w:i w:val="0"/>
                 <w:color w:val="263372"/>
@@ -371,7 +371,7 @@
             </w:pPr>
             <w:r>
               <w:rPr>
-                <w:rFonts w:ascii="Helvetica" w:hAnsi="Helvetica" w:eastAsia="Helvetica"/>
+                <w:rFonts w:ascii="Arial" w:hAnsi="Arial" w:eastAsia="Helvetica"/>
                 <w:b w:val="0"/>
                 <w:i w:val="0"/>
                 <w:color w:val="1E1E23"/>
@@ -404,7 +404,7 @@
             </w:pPr>
             <w:r>
               <w:rPr>
-                <w:rFonts w:ascii="Courier" w:hAnsi="Courier" w:eastAsia="Courier"/>
+                <w:rFonts w:ascii="Courier New" w:hAnsi="Courier New" w:eastAsia="Courier"/>
                 <w:b w:val="0"/>
                 <w:i w:val="0"/>
                 <w:color w:val="263372"/>
@@ -466,7 +466,7 @@
             </w:pPr>
             <w:r>
               <w:rPr>
-                <w:rFonts w:ascii="Helvetica" w:hAnsi="Helvetica" w:eastAsia="Helvetica"/>
+                <w:rFonts w:ascii="Arial" w:hAnsi="Arial" w:eastAsia="Helvetica"/>
                 <w:b/>
                 <w:i w:val="0"/>
                 <w:color w:val="1E1E23"/>
@@ -614,7 +614,7 @@
             </w:pPr>
             <w:r>
               <w:rPr>
-                <w:rFonts w:ascii="Helvetica" w:hAnsi="Helvetica" w:eastAsia="Helvetica"/>
+                <w:rFonts w:ascii="Arial" w:hAnsi="Arial" w:eastAsia="Helvetica"/>
                 <w:b/>
                 <w:i w:val="0"/>
                 <w:color w:val="1E1E23"/>
@@ -624,7 +624,7 @@
             </w:r>
             <w:r>
               <w:rPr>
-                <w:rFonts w:ascii="Helvetica" w:hAnsi="Helvetica" w:eastAsia="Helvetica"/>
+                <w:rFonts w:ascii="Arial" w:hAnsi="Arial" w:eastAsia="Helvetica"/>
                 <w:b w:val="0"/>
                 <w:i w:val="0"/>
                 <w:color w:val="1E1E23"/>
@@ -714,7 +714,7 @@
             </w:pPr>
             <w:r>
               <w:rPr>
-                <w:rFonts w:ascii="Helvetica" w:hAnsi="Helvetica" w:eastAsia="Helvetica"/>
+                <w:rFonts w:ascii="Arial" w:hAnsi="Arial" w:eastAsia="Helvetica"/>
                 <w:b w:val="0"/>
                 <w:i w:val="0"/>
                 <w:color w:val="1E1E23"/>
@@ -804,7 +804,7 @@
             </w:pPr>
             <w:r>
               <w:rPr>
-                <w:rFonts w:ascii="Helvetica" w:hAnsi="Helvetica" w:eastAsia="Helvetica"/>
+                <w:rFonts w:ascii="Arial" w:hAnsi="Arial" w:eastAsia="Helvetica"/>
                 <w:b w:val="0"/>
                 <w:i w:val="0"/>
                 <w:color w:val="1E1E23"/>
@@ -894,7 +894,7 @@
             </w:pPr>
             <w:r>
               <w:rPr>
-                <w:rFonts w:ascii="Helvetica" w:hAnsi="Helvetica" w:eastAsia="Helvetica"/>
+                <w:rFonts w:ascii="Arial" w:hAnsi="Arial" w:eastAsia="Helvetica"/>
                 <w:b w:val="0"/>
                 <w:i w:val="0"/>
                 <w:color w:val="1E1E23"/>
@@ -965,7 +965,7 @@
             </w:pPr>
             <w:r>
               <w:rPr>
-                <w:rFonts w:ascii="Helvetica" w:hAnsi="Helvetica" w:eastAsia="Helvetica"/>
+                <w:rFonts w:ascii="Arial" w:hAnsi="Arial" w:eastAsia="Helvetica"/>
                 <w:b/>
                 <w:i w:val="0"/>
                 <w:color w:val="1E1E23"/>
@@ -1089,7 +1089,7 @@
             </w:pPr>
             <w:r>
               <w:rPr>
-                <w:rFonts w:ascii="Helvetica" w:hAnsi="Helvetica" w:eastAsia="Helvetica"/>
+                <w:rFonts w:ascii="Arial" w:hAnsi="Arial" w:eastAsia="Helvetica"/>
                 <w:b/>
                 <w:i w:val="0"/>
                 <w:color w:val="1E1E23"/>
@@ -1099,7 +1099,7 @@
             </w:r>
             <w:r>
               <w:rPr>
-                <w:rFonts w:ascii="Helvetica" w:hAnsi="Helvetica" w:eastAsia="Helvetica"/>
+                <w:rFonts w:ascii="Arial" w:hAnsi="Arial" w:eastAsia="Helvetica"/>
                 <w:b w:val="0"/>
                 <w:i w:val="0"/>
                 <w:color w:val="1E1E23"/>
@@ -1189,7 +1189,7 @@
             </w:pPr>
             <w:r>
               <w:rPr>
-                <w:rFonts w:ascii="Helvetica" w:hAnsi="Helvetica" w:eastAsia="Helvetica"/>
+                <w:rFonts w:ascii="Arial" w:hAnsi="Arial" w:eastAsia="Helvetica"/>
                 <w:b w:val="0"/>
                 <w:i w:val="0"/>
                 <w:color w:val="1E1E23"/>
@@ -1279,7 +1279,7 @@
             </w:pPr>
             <w:r>
               <w:rPr>
-                <w:rFonts w:ascii="Helvetica" w:hAnsi="Helvetica" w:eastAsia="Helvetica"/>
+                <w:rFonts w:ascii="Arial" w:hAnsi="Arial" w:eastAsia="Helvetica"/>
                 <w:b w:val="0"/>
                 <w:i w:val="0"/>
                 <w:color w:val="1E1E23"/>
@@ -1369,7 +1369,7 @@
             </w:pPr>
             <w:r>
               <w:rPr>
-                <w:rFonts w:ascii="Helvetica" w:hAnsi="Helvetica" w:eastAsia="Helvetica"/>
+                <w:rFonts w:ascii="Arial" w:hAnsi="Arial" w:eastAsia="Helvetica"/>
                 <w:b w:val="0"/>
                 <w:i w:val="0"/>
                 <w:color w:val="1E1E23"/>
@@ -1436,7 +1436,7 @@
             </w:pPr>
             <w:r>
               <w:rPr>
-                <w:rFonts w:ascii="Helvetica" w:hAnsi="Helvetica" w:eastAsia="Helvetica"/>
+                <w:rFonts w:ascii="Arial" w:hAnsi="Arial" w:eastAsia="Helvetica"/>
                 <w:b/>
                 <w:i w:val="0"/>
                 <w:color w:val="1E1E23"/>
@@ -1591,7 +1591,7 @@
             </w:pPr>
             <w:r>
               <w:rPr>
-                <w:rFonts w:ascii="Helvetica" w:hAnsi="Helvetica" w:eastAsia="Helvetica"/>
+                <w:rFonts w:ascii="Arial" w:hAnsi="Arial" w:eastAsia="Helvetica"/>
                 <w:b w:val="0"/>
                 <w:i w:val="0"/>
                 <w:color w:val="1E1E23"/>
@@ -1681,7 +1681,7 @@
             </w:pPr>
             <w:r>
               <w:rPr>
-                <w:rFonts w:ascii="Helvetica" w:hAnsi="Helvetica" w:eastAsia="Helvetica"/>
+                <w:rFonts w:ascii="Arial" w:hAnsi="Arial" w:eastAsia="Helvetica"/>
                 <w:b w:val="0"/>
                 <w:i w:val="0"/>
                 <w:color w:val="1E1E23"/>
@@ -1752,7 +1752,7 @@
             </w:pPr>
             <w:r>
               <w:rPr>
-                <w:rFonts w:ascii="Helvetica" w:hAnsi="Helvetica" w:eastAsia="Helvetica"/>
+                <w:rFonts w:ascii="Arial" w:hAnsi="Arial" w:eastAsia="Helvetica"/>
                 <w:b/>
                 <w:i w:val="0"/>
                 <w:color w:val="1E1E23"/>
@@ -1762,7 +1762,7 @@
             </w:r>
             <w:r>
               <w:rPr>
-                <w:rFonts w:ascii="Helvetica" w:hAnsi="Helvetica" w:eastAsia="Helvetica"/>
+                <w:rFonts w:ascii="Arial" w:hAnsi="Arial" w:eastAsia="Helvetica"/>
                 <w:b w:val="0"/>
                 <w:i w:val="0"/>
                 <w:color w:val="1E1E23"/>
@@ -1852,7 +1852,7 @@
             </w:pPr>
             <w:r>
               <w:rPr>
-                <w:rFonts w:ascii="Helvetica" w:hAnsi="Helvetica" w:eastAsia="Helvetica"/>
+                <w:rFonts w:ascii="Arial" w:hAnsi="Arial" w:eastAsia="Helvetica"/>
                 <w:b w:val="0"/>
                 <w:i w:val="0"/>
                 <w:color w:val="1E1E23"/>
